--- a/s5a/descargables/S5A_ALU_03_Guia_Cambios_en_Sistema.docx
+++ b/s5a/descargables/S5A_ALU_03_Guia_Cambios_en_Sistema.docx
@@ -2301,7 +2301,7 @@
           <w:sz w:val="18"/>
           <w:szCs w:val="18"/>
         </w:rPr>
-        <w:t xml:space="preserve">Anexo 12-B (juicios y procedimientos): el campo 2 no es </w:t>
+        <w:t xml:space="preserve">Anexo 12-B (servidores públicos con fe pública): el campo 2 no es </w:t>
       </w:r>
       <w:r>
         <w:rPr>
@@ -8215,7 +8215,7 @@
           <w:sz w:val="20"/>
           <w:szCs w:val="20"/>
         </w:rPr>
-        <w:t xml:space="preserve">Estas inconsistencias están en el texto oficial del DOF, no son errores de transcripción. Pasaron del proyecto al texto publicado sin corregirse. El desarrollador tiene que saberlas antes de escribir el generador, porque son la clase de detalle que hace que el XML se rechace sin explicación clara.</w:t>
+        <w:t xml:space="preserve">Estas inconsistencias están en el texto oficial del DOF, no son errores de transcripción: se verificaron una por una contra el archivo del propio Diario Oficial. Pasaron del proyecto al texto publicado sin corregirse. El desarrollador tiene que saberlas antes de escribir el generador, porque son la clase de detalle que hace que el XML se rechace sin explicación clara.</w:t>
       </w:r>
     </w:p>
     <w:tbl>
@@ -8647,7 +8647,7 @@
                 <w:sz w:val="17"/>
                 <w:szCs w:val="17"/>
               </w:rPr>
-              <w:t xml:space="preserve">2-B</w:t>
+              <w:t xml:space="preserve">10</w:t>
             </w:r>
           </w:p>
         </w:tc>
@@ -8678,13 +8678,139 @@
                 <w:sz w:val="17"/>
                 <w:szCs w:val="17"/>
               </w:rPr>
-              <w:t xml:space="preserve">3.6.1.1</w:t>
+              <w:t xml:space="preserve">3.7.1.7.2.1 y .2</w:t>
             </w:r>
           </w:p>
         </w:tc>
         <w:tc>
           <w:tcPr>
             <w:tcW w:type="dxa" w:w="3200"/>
+            <w:tcMar>
+              <w:top w:type="dxa" w:w="90"/>
+              <w:left w:type="dxa" w:w="110"/>
+              <w:bottom w:type="dxa" w:w="90"/>
+              <w:right w:type="dxa" w:w="110"/>
+            </w:tcMar>
+            <w:vAlign w:val="center"/>
+          </w:tcPr>
+          <w:p>
+            <w:pPr>
+              <w:spacing w:after="0" w:before="0"/>
+            </w:pPr>
+            <w:r>
+              <w:rPr>
+                <w:rFonts w:ascii="Courier New" w:cs="Courier New" w:eastAsia="Courier New" w:hAnsi="Courier New"/>
+                <w:b w:val="false"/>
+                <w:bCs w:val="false"/>
+                <w:color w:val="12224A"/>
+                <w:sz w:val="15"/>
+                <w:szCs w:val="15"/>
+              </w:rPr>
+              <w:t xml:space="preserve">&lt;persona _fisica&gt;  &lt;persona _moral&gt;</w:t>
+            </w:r>
+          </w:p>
+        </w:tc>
+        <w:tc>
+          <w:tcPr>
+            <w:tcW w:type="dxa" w:w="3360"/>
+            <w:tcMar>
+              <w:top w:type="dxa" w:w="90"/>
+              <w:left w:type="dxa" w:w="110"/>
+              <w:bottom w:type="dxa" w:w="90"/>
+              <w:right w:type="dxa" w:w="110"/>
+            </w:tcMar>
+            <w:vAlign w:val="center"/>
+          </w:tcPr>
+          <w:p>
+            <w:pPr>
+              <w:spacing w:after="0" w:before="0"/>
+            </w:pPr>
+            <w:r>
+              <w:rPr>
+                <w:rFonts w:ascii="Arial" w:cs="Arial" w:eastAsia="Arial" w:hAnsi="Arial"/>
+                <w:b w:val="false"/>
+                <w:bCs w:val="false"/>
+                <w:i w:val="false"/>
+                <w:iCs w:val="false"/>
+                <w:caps w:val="false"/>
+                <w:color w:val="1B2430"/>
+                <w:sz w:val="17"/>
+                <w:szCs w:val="17"/>
+              </w:rPr>
+              <w:t xml:space="preserve">Espacio DENTRO de la etiqueta. En los otros 63 y 64 lugares donde aparecen van sin espacio: &lt;persona_fisica&gt; y &lt;persona_moral&gt;.</w:t>
+            </w:r>
+          </w:p>
+        </w:tc>
+      </w:tr>
+      <w:tr>
+        <w:tc>
+          <w:tcPr>
+            <w:tcW w:type="dxa" w:w="1050"/>
+            <w:shd w:fill="F7F8FA" w:color="auto" w:val="clear"/>
+            <w:tcMar>
+              <w:top w:type="dxa" w:w="90"/>
+              <w:left w:type="dxa" w:w="110"/>
+              <w:bottom w:type="dxa" w:w="90"/>
+              <w:right w:type="dxa" w:w="110"/>
+            </w:tcMar>
+            <w:vAlign w:val="center"/>
+          </w:tcPr>
+          <w:p>
+            <w:pPr>
+              <w:spacing w:after="0" w:before="0"/>
+            </w:pPr>
+            <w:r>
+              <w:rPr>
+                <w:rFonts w:ascii="Arial" w:cs="Arial" w:eastAsia="Arial" w:hAnsi="Arial"/>
+                <w:b/>
+                <w:bCs/>
+                <w:i w:val="false"/>
+                <w:iCs w:val="false"/>
+                <w:caps w:val="false"/>
+                <w:color w:val="1B2430"/>
+                <w:sz w:val="17"/>
+                <w:szCs w:val="17"/>
+              </w:rPr>
+              <w:t xml:space="preserve">12-C</w:t>
+            </w:r>
+          </w:p>
+        </w:tc>
+        <w:tc>
+          <w:tcPr>
+            <w:tcW w:type="dxa" w:w="1750"/>
+            <w:shd w:fill="F7F8FA" w:color="auto" w:val="clear"/>
+            <w:tcMar>
+              <w:top w:type="dxa" w:w="90"/>
+              <w:left w:type="dxa" w:w="110"/>
+              <w:bottom w:type="dxa" w:w="90"/>
+              <w:right w:type="dxa" w:w="110"/>
+            </w:tcMar>
+            <w:vAlign w:val="center"/>
+          </w:tcPr>
+          <w:p>
+            <w:pPr>
+              <w:spacing w:after="0" w:before="0"/>
+            </w:pPr>
+            <w:r>
+              <w:rPr>
+                <w:rFonts w:ascii="Arial" w:cs="Arial" w:eastAsia="Arial" w:hAnsi="Arial"/>
+                <w:b w:val="false"/>
+                <w:bCs w:val="false"/>
+                <w:i w:val="false"/>
+                <w:iCs w:val="false"/>
+                <w:caps w:val="false"/>
+                <w:color w:val="1B2430"/>
+                <w:sz w:val="17"/>
+                <w:szCs w:val="17"/>
+              </w:rPr>
+              <w:t xml:space="preserve">3.5.1.4.1.3.1.2</w:t>
+            </w:r>
+          </w:p>
+        </w:tc>
+        <w:tc>
+          <w:tcPr>
+            <w:tcW w:type="dxa" w:w="3200"/>
+            <w:shd w:fill="F7F8FA" w:color="auto" w:val="clear"/>
             <w:tcMar>
               <w:top w:type="dxa" w:w="90"/>
               <w:left w:type="dxa" w:w="110"/>
@@ -8706,133 +8832,7 @@
                 <w:sz w:val="16"/>
                 <w:szCs w:val="16"/>
               </w:rPr>
-              <w:t xml:space="preserve">&lt; bc _persona_fisica&gt;</w:t>
-            </w:r>
-          </w:p>
-        </w:tc>
-        <w:tc>
-          <w:tcPr>
-            <w:tcW w:type="dxa" w:w="3360"/>
-            <w:tcMar>
-              <w:top w:type="dxa" w:w="90"/>
-              <w:left w:type="dxa" w:w="110"/>
-              <w:bottom w:type="dxa" w:w="90"/>
-              <w:right w:type="dxa" w:w="110"/>
-            </w:tcMar>
-            <w:vAlign w:val="center"/>
-          </w:tcPr>
-          <w:p>
-            <w:pPr>
-              <w:spacing w:after="0" w:before="0"/>
-            </w:pPr>
-            <w:r>
-              <w:rPr>
-                <w:rFonts w:ascii="Arial" w:cs="Arial" w:eastAsia="Arial" w:hAnsi="Arial"/>
-                <w:b w:val="false"/>
-                <w:bCs w:val="false"/>
-                <w:i w:val="false"/>
-                <w:iCs w:val="false"/>
-                <w:caps w:val="false"/>
-                <w:color w:val="1B2430"/>
-                <w:sz w:val="17"/>
-                <w:szCs w:val="17"/>
-              </w:rPr>
-              <w:t xml:space="preserve">Espacios de más dentro de la etiqueta. Es error de composición: usar &lt;bc_persona_fisica&gt;.</w:t>
-            </w:r>
-          </w:p>
-        </w:tc>
-      </w:tr>
-      <w:tr>
-        <w:tc>
-          <w:tcPr>
-            <w:tcW w:type="dxa" w:w="1050"/>
-            <w:shd w:fill="F7F8FA" w:color="auto" w:val="clear"/>
-            <w:tcMar>
-              <w:top w:type="dxa" w:w="90"/>
-              <w:left w:type="dxa" w:w="110"/>
-              <w:bottom w:type="dxa" w:w="90"/>
-              <w:right w:type="dxa" w:w="110"/>
-            </w:tcMar>
-            <w:vAlign w:val="center"/>
-          </w:tcPr>
-          <w:p>
-            <w:pPr>
-              <w:spacing w:after="0" w:before="0"/>
-            </w:pPr>
-            <w:r>
-              <w:rPr>
-                <w:rFonts w:ascii="Arial" w:cs="Arial" w:eastAsia="Arial" w:hAnsi="Arial"/>
-                <w:b/>
-                <w:bCs/>
-                <w:i w:val="false"/>
-                <w:iCs w:val="false"/>
-                <w:caps w:val="false"/>
-                <w:color w:val="1B2430"/>
-                <w:sz w:val="17"/>
-                <w:szCs w:val="17"/>
-              </w:rPr>
-              <w:t xml:space="preserve">10</w:t>
-            </w:r>
-          </w:p>
-        </w:tc>
-        <w:tc>
-          <w:tcPr>
-            <w:tcW w:type="dxa" w:w="1750"/>
-            <w:shd w:fill="F7F8FA" w:color="auto" w:val="clear"/>
-            <w:tcMar>
-              <w:top w:type="dxa" w:w="90"/>
-              <w:left w:type="dxa" w:w="110"/>
-              <w:bottom w:type="dxa" w:w="90"/>
-              <w:right w:type="dxa" w:w="110"/>
-            </w:tcMar>
-            <w:vAlign w:val="center"/>
-          </w:tcPr>
-          <w:p>
-            <w:pPr>
-              <w:spacing w:after="0" w:before="0"/>
-            </w:pPr>
-            <w:r>
-              <w:rPr>
-                <w:rFonts w:ascii="Arial" w:cs="Arial" w:eastAsia="Arial" w:hAnsi="Arial"/>
-                <w:b w:val="false"/>
-                <w:bCs w:val="false"/>
-                <w:i w:val="false"/>
-                <w:iCs w:val="false"/>
-                <w:caps w:val="false"/>
-                <w:color w:val="1B2430"/>
-                <w:sz w:val="17"/>
-                <w:szCs w:val="17"/>
-              </w:rPr>
-              <w:t xml:space="preserve">3.6.1.1</w:t>
-            </w:r>
-          </w:p>
-        </w:tc>
-        <w:tc>
-          <w:tcPr>
-            <w:tcW w:type="dxa" w:w="3200"/>
-            <w:shd w:fill="F7F8FA" w:color="auto" w:val="clear"/>
-            <w:tcMar>
-              <w:top w:type="dxa" w:w="90"/>
-              <w:left w:type="dxa" w:w="110"/>
-              <w:bottom w:type="dxa" w:w="90"/>
-              <w:right w:type="dxa" w:w="110"/>
-            </w:tcMar>
-            <w:vAlign w:val="center"/>
-          </w:tcPr>
-          <w:p>
-            <w:pPr>
-              <w:spacing w:after="0" w:before="0"/>
-            </w:pPr>
-            <w:r>
-              <w:rPr>
-                <w:rFonts w:ascii="Courier New" w:cs="Courier New" w:eastAsia="Courier New" w:hAnsi="Courier New"/>
-                <w:b w:val="false"/>
-                <w:bCs w:val="false"/>
-                <w:color w:val="12224A"/>
-                <w:sz w:val="16"/>
-                <w:szCs w:val="16"/>
-              </w:rPr>
-              <w:t xml:space="preserve">&lt; bc_ persona_fisica&gt;</w:t>
+              <w:t xml:space="preserve">&lt;valor_avalúo_catastral&gt;</w:t>
             </w:r>
           </w:p>
         </w:tc>
@@ -8864,7 +8864,7 @@
                 <w:sz w:val="17"/>
                 <w:szCs w:val="17"/>
               </w:rPr>
-              <w:t xml:space="preserve">Mismo caso.</w:t>
+              <w:t xml:space="preserve">Lleva acento DENTRO del nombre de la etiqueta. En el Anexo 5-A (3.5.2.2.1.5) el mismo campo va sin acento: &lt;valor_avaluo_catastral&gt;. Además de la inconsistencia, un carácter acentuado en un nombre de etiqueta es un riesgo de codificación.</w:t>
             </w:r>
           </w:p>
         </w:tc>

--- a/s5a/descargables/S5A_ALU_03_Guia_Cambios_en_Sistema.docx
+++ b/s5a/descargables/S5A_ALU_03_Guia_Cambios_en_Sistema.docx
@@ -9568,7 +9568,7 @@
           <w:sz w:val="20"/>
           <w:szCs w:val="20"/>
         </w:rPr>
-        <w:t xml:space="preserve">Las etiquetas nuevas de catálogo —&lt;naturaleza_juridica&gt;, &lt;tipo_persona_moral&gt; y las claves de actividad— necesitan la lista de valores válidos. El Transitorio Sexto de la Resolución daba cinco días hábiles a partir de la publicación para que la UIF publicara instructivos y catálogos en el portal, es decir al 1 de octubre de 2026.</w:t>
+        <w:t xml:space="preserve">Las etiquetas nuevas de catálogo —&lt;naturaleza_juridica&gt;, &lt;tipo_persona_moral&gt; y las claves de actividad— necesitan la lista de valores válidos. El Transitorio Sexto de la Resolución da cinco días hábiles a partir de la publicación para que la UIF publicara instructivos y catálogos en el portal, es decir al 1 de octubre de 2026.</w:t>
       </w:r>
     </w:p>
     <w:p>
@@ -10024,7 +10024,7 @@
                 <w:sz w:val="17"/>
                 <w:szCs w:val="17"/>
               </w:rPr>
-              <w:t xml:space="preserve">Vencía el plazo para que la UIF publicara instructivos y catálogos.</w:t>
+              <w:t xml:space="preserve">Vence el plazo para que la UIF publique instructivos y catálogos.</w:t>
             </w:r>
           </w:p>
         </w:tc>
